--- a/assets/downloads/simulation-7/photo-of-patient-with-sling-removed.docx
+++ b/assets/downloads/simulation-7/photo-of-patient-with-sling-removed.docx
@@ -4,6 +4,7 @@
   <w:body>
     <w:p>
       <w:pPr>
+        <w:keepNext/>
         <w:spacing w:after="0" w:line="480" w:lineRule="auto"/>
         <w:jc w:val="center"/>
         <w:rPr>
@@ -14,17 +15,12 @@
           <w:sz w:val="24"/>
           <w:szCs w:val="24"/>
         </w:rPr>
-        <w:pPrChange w:id="6" w:author="Anna Seaman" w:date="2026-08-14T11:28:00Z" w16du:dateUtc="2026-08-14T16:28:00Z">
-          <w:pPr>
-            <w:spacing w:line="480" w:lineRule="auto"/>
-          </w:pPr>
-        </w:pPrChange>
       </w:pPr>
       <w:r>
         <w:drawing>
           <wp:inline xmlns:a="http://schemas.openxmlformats.org/drawingml/2006/main" xmlns:pic="http://schemas.openxmlformats.org/drawingml/2006/picture">
             <wp:extent cx="4972050" cy="4381500"/>
-            <wp:docPr id="1" name="Picture 1"/>
+            <wp:docPr id="1" name="Picture 1" descr="FIGURE 7.1 Day 8, out of sling. This is Emily’s injury today."/>
             <wp:cNvGraphicFramePr>
               <a:graphicFrameLocks noChangeAspect="1"/>
             </wp:cNvGraphicFramePr>
@@ -58,6 +54,7 @@
     <w:p>
       <w:pPr>
         <w:pStyle w:val="Heading1"/>
+        <w:keepNext/>
         <w:spacing w:after="0" w:line="480" w:lineRule="auto"/>
         <w:rPr>
           <w:rFonts w:ascii="Times New Roman" w:hAnsi="Times New Roman" w:cs="Times New Roman"/>
